--- a/corpus/synthetic/hf-images__005.docx
+++ b/corpus/synthetic/hf-images__005.docx
@@ -19,15 +19,12 @@
 <file path=word/header1.xml><?xml version="1.0" encoding="utf-8"?>
 <w:hdr xmlns:w="http://schemas.openxmlformats.org/wordprocessingml/2006/main" xmlns:r="http://schemas.openxmlformats.org/officeDocument/2006/relationships" xmlns:wp="http://schemas.openxmlformats.org/drawingml/2006/wordprocessingDrawing" xmlns:a="http://schemas.openxmlformats.org/drawingml/2006/main" xmlns:pic="http://schemas.openxmlformats.org/drawingml/2006/picture">
   <w:p>
+    <w:pPr>
+      <w:jc w:val="right"/>
+    </w:pPr>
     <w:r>
       <w:drawing>
-        <wp:anchor behindDoc="1" locked="0" layoutInCell="1" allowOverlap="1">
-          <wp:positionH relativeFrom="page">
-            <wp:posOffset>190500</wp:posOffset>
-          </wp:positionH>
-          <wp:positionV relativeFrom="page">
-            <wp:posOffset>-95250</wp:posOffset>
-          </wp:positionV>
+        <wp:inline distT="0" distB="0" distL="0" distR="0">
           <wp:extent cx="381000" cy="190500"/>
           <wp:docPr id="1" name="Logo"/>
           <a:graphic>
@@ -39,7 +36,7 @@
               </pic:pic>
             </a:graphicData>
           </a:graphic>
-        </wp:anchor>
+        </wp:inline>
       </w:drawing>
     </w:r>
   </w:p>
